--- a/pendiente.docx
+++ b/pendiente.docx
@@ -3,14 +3,436 @@
 <w:document xmlns:wpc="http://schemas.microsoft.com/office/word/2010/wordprocessingCanvas" xmlns:cx="http://schemas.microsoft.com/office/drawing/2014/chartex" xmlns:cx1="http://schemas.microsoft.com/office/drawing/2015/9/8/chartex" xmlns:cx2="http://schemas.microsoft.com/office/drawing/2015/10/21/chartex" xmlns:cx3="http://schemas.microsoft.com/office/drawing/2016/5/9/chartex" xmlns:cx4="http://schemas.microsoft.com/office/drawing/2016/5/10/chartex" xmlns:cx5="http://schemas.microsoft.com/office/drawing/2016/5/11/chartex" xmlns:cx6="http://schemas.microsoft.com/office/drawing/2016/5/12/chartex" xmlns:cx7="http://schemas.microsoft.com/office/drawing/2016/5/13/chartex" xmlns:cx8="http://schemas.microsoft.com/office/drawing/2016/5/14/chartex" xmlns:mc="http://schemas.openxmlformats.org/markup-compatibility/2006" xmlns:aink="http://schemas.microsoft.com/office/drawing/2016/ink" xmlns:am3d="http://schemas.microsoft.com/office/drawing/2017/model3d" xmlns:o="urn:schemas-microsoft-com:office:office" xmlns:oel="http://schemas.microsoft.com/office/2019/extlst" xmlns:r="http://schemas.openxmlformats.org/officeDocument/2006/relationships" xmlns:m="http://schemas.openxmlformats.org/officeDocument/2006/math" xmlns:v="urn:schemas-microsoft-com:vml" xmlns:wp14="http://schemas.microsoft.com/office/word/2010/wordprocessingDrawing" xmlns:wp="http://schemas.openxmlformats.org/drawingml/2006/wordprocessingDrawing" xmlns:w10="urn:schemas-microsoft-com:office:word" xmlns:w="http://schemas.openxmlformats.org/wordprocessingml/2006/main" xmlns:w14="http://schemas.microsoft.com/office/word/2010/wordml" xmlns:w15="http://schemas.microsoft.com/office/word/2012/wordml" xmlns:w16cex="http://schemas.microsoft.com/office/word/2018/wordml/cex" xmlns:w16cid="http://schemas.microsoft.com/office/word/2016/wordml/cid" xmlns:w16="http://schemas.microsoft.com/office/word/2018/wordml" xmlns:w16sdtdh="http://schemas.microsoft.com/office/word/2020/wordml/sdtdatahash" xmlns:w16se="http://schemas.microsoft.com/office/word/2015/wordml/symex" xmlns:wpg="http://schemas.microsoft.com/office/word/2010/wordprocessingGroup" xmlns:wpi="http://schemas.microsoft.com/office/word/2010/wordprocessingInk" xmlns:wne="http://schemas.microsoft.com/office/word/2006/wordml" xmlns:wps="http://schemas.microsoft.com/office/word/2010/wordprocessingShape" mc:Ignorable="w14 w15 w16se w16cid w16 w16cex w16sdtdh wp14">
   <w:body>
     <w:p>
-      <w:proofErr w:type="spellStart"/>
-      <w:r>
-        <w:t>Openlayer</w:t>
-      </w:r>
-      <w:proofErr w:type="spellEnd"/>
-      <w:r>
-        <w:t xml:space="preserve"> canarias:</w:t>
-      </w:r>
+      <w:r>
+        <w:t>Openlayer canarias:</w:t>
+      </w:r>
+    </w:p>
+    <w:p/>
+    <w:p>
+      <w:r>
+        <w:t xml:space="preserve">Arreglar icono </w:t>
+      </w:r>
+      <w:r>
+        <w:t>CAEPA</w:t>
+      </w:r>
+    </w:p>
+    <w:p>
+      <w:pPr>
+        <w:rPr>
+          <w:rFonts w:ascii="Times New Roman" w:eastAsia="Times New Roman" w:hAnsi="Times New Roman" w:cs="Times New Roman"/>
+          <w:kern w:val="0"/>
+          <w:lang w:eastAsia="es-ES_tradnl"/>
+          <w14:ligatures w14:val="none"/>
+        </w:rPr>
+      </w:pPr>
+    </w:p>
+    <w:p>
+      <w:pPr>
+        <w:rPr>
+          <w:rFonts w:ascii="Times New Roman" w:eastAsia="Times New Roman" w:hAnsi="Times New Roman" w:cs="Times New Roman"/>
+          <w:b/>
+          <w:bCs/>
+          <w:kern w:val="0"/>
+          <w:lang w:eastAsia="es-ES_tradnl"/>
+          <w14:ligatures w14:val="none"/>
+        </w:rPr>
+      </w:pPr>
+      <w:r>
+        <w:rPr>
+          <w:rFonts w:ascii="Times New Roman" w:eastAsia="Times New Roman" w:hAnsi="Times New Roman" w:cs="Times New Roman"/>
+          <w:b/>
+          <w:bCs/>
+          <w:kern w:val="0"/>
+          <w:lang w:eastAsia="es-ES_tradnl"/>
+          <w14:ligatures w14:val="none"/>
+        </w:rPr>
+        <w:t xml:space="preserve">Imágenes </w:t>
+      </w:r>
+      <w:r>
+        <w:rPr>
+          <w:rFonts w:ascii="Times New Roman" w:eastAsia="Times New Roman" w:hAnsi="Times New Roman" w:cs="Times New Roman"/>
+          <w:b/>
+          <w:bCs/>
+          <w:kern w:val="0"/>
+          <w:lang w:eastAsia="es-ES_tradnl"/>
+          <w14:ligatures w14:val="none"/>
+        </w:rPr>
+        <w:t>que faltan en</w:t>
+      </w:r>
+      <w:r>
+        <w:rPr>
+          <w:rFonts w:ascii="Times New Roman" w:eastAsia="Times New Roman" w:hAnsi="Times New Roman" w:cs="Times New Roman"/>
+          <w:b/>
+          <w:bCs/>
+          <w:kern w:val="0"/>
+          <w:lang w:eastAsia="es-ES_tradnl"/>
+          <w14:ligatures w14:val="none"/>
+        </w:rPr>
+        <w:t xml:space="preserve"> Tenerife</w:t>
+      </w:r>
+    </w:p>
+    <w:p>
+      <w:pPr>
+        <w:pStyle w:val="Ttulo3"/>
+        <w:numPr>
+          <w:ilvl w:val="0"/>
+          <w:numId w:val="3"/>
+        </w:numPr>
+        <w:rPr>
+          <w:b w:val="0"/>
+          <w:bCs w:val="0"/>
+        </w:rPr>
+      </w:pPr>
+      <w:r>
+        <w:rPr>
+          <w:b w:val="0"/>
+          <w:bCs w:val="0"/>
+        </w:rPr>
+        <w:t xml:space="preserve">IES </w:t>
+      </w:r>
+      <w:r>
+        <w:rPr>
+          <w:b w:val="0"/>
+          <w:bCs w:val="0"/>
+        </w:rPr>
+        <w:t>Montaña de Guaza</w:t>
+      </w:r>
+    </w:p>
+    <w:p>
+      <w:pPr>
+        <w:pStyle w:val="Ttulo3"/>
+        <w:numPr>
+          <w:ilvl w:val="0"/>
+          <w:numId w:val="3"/>
+        </w:numPr>
+        <w:rPr>
+          <w:b w:val="0"/>
+          <w:bCs w:val="0"/>
+        </w:rPr>
+      </w:pPr>
+      <w:r>
+        <w:rPr>
+          <w:b w:val="0"/>
+          <w:bCs w:val="0"/>
+        </w:rPr>
+        <w:t>IES Las Galletas</w:t>
+      </w:r>
+    </w:p>
+    <w:p>
+      <w:pPr>
+        <w:pStyle w:val="Ttulo3"/>
+        <w:numPr>
+          <w:ilvl w:val="0"/>
+          <w:numId w:val="3"/>
+        </w:numPr>
+        <w:rPr>
+          <w:b w:val="0"/>
+          <w:bCs w:val="0"/>
+        </w:rPr>
+      </w:pPr>
+      <w:r>
+        <w:rPr>
+          <w:b w:val="0"/>
+          <w:bCs w:val="0"/>
+        </w:rPr>
+        <w:t>IFPA Tacoronte</w:t>
+      </w:r>
+    </w:p>
+    <w:p>
+      <w:pPr>
+        <w:rPr>
+          <w:rFonts w:ascii="Times New Roman" w:eastAsia="Times New Roman" w:hAnsi="Times New Roman" w:cs="Times New Roman"/>
+          <w:b/>
+          <w:bCs/>
+          <w:kern w:val="0"/>
+          <w:lang w:eastAsia="es-ES_tradnl"/>
+          <w14:ligatures w14:val="none"/>
+        </w:rPr>
+      </w:pPr>
+      <w:r>
+        <w:rPr>
+          <w:rFonts w:ascii="Times New Roman" w:eastAsia="Times New Roman" w:hAnsi="Times New Roman" w:cs="Times New Roman"/>
+          <w:b/>
+          <w:bCs/>
+          <w:kern w:val="0"/>
+          <w:lang w:eastAsia="es-ES_tradnl"/>
+          <w14:ligatures w14:val="none"/>
+        </w:rPr>
+        <w:t xml:space="preserve">Imágenes </w:t>
+      </w:r>
+      <w:r>
+        <w:rPr>
+          <w:rFonts w:ascii="Times New Roman" w:eastAsia="Times New Roman" w:hAnsi="Times New Roman" w:cs="Times New Roman"/>
+          <w:b/>
+          <w:bCs/>
+          <w:kern w:val="0"/>
+          <w:lang w:eastAsia="es-ES_tradnl"/>
+          <w14:ligatures w14:val="none"/>
+        </w:rPr>
+        <w:t>que faltan en</w:t>
+      </w:r>
+      <w:r>
+        <w:rPr>
+          <w:rFonts w:ascii="Times New Roman" w:eastAsia="Times New Roman" w:hAnsi="Times New Roman" w:cs="Times New Roman"/>
+          <w:b/>
+          <w:bCs/>
+          <w:kern w:val="0"/>
+          <w:lang w:eastAsia="es-ES_tradnl"/>
+          <w14:ligatures w14:val="none"/>
+        </w:rPr>
+        <w:t xml:space="preserve"> </w:t>
+      </w:r>
+      <w:r>
+        <w:rPr>
+          <w:rFonts w:ascii="Times New Roman" w:eastAsia="Times New Roman" w:hAnsi="Times New Roman" w:cs="Times New Roman"/>
+          <w:b/>
+          <w:bCs/>
+          <w:kern w:val="0"/>
+          <w:lang w:eastAsia="es-ES_tradnl"/>
+          <w14:ligatures w14:val="none"/>
+        </w:rPr>
+        <w:t>Gran Canaria</w:t>
+      </w:r>
+    </w:p>
+    <w:p>
+      <w:pPr>
+        <w:rPr>
+          <w:rFonts w:ascii="Times New Roman" w:eastAsia="Times New Roman" w:hAnsi="Times New Roman" w:cs="Times New Roman"/>
+          <w:b/>
+          <w:bCs/>
+          <w:kern w:val="0"/>
+          <w:lang w:eastAsia="es-ES_tradnl"/>
+          <w14:ligatures w14:val="none"/>
+        </w:rPr>
+      </w:pPr>
+    </w:p>
+    <w:p>
+      <w:pPr>
+        <w:rPr>
+          <w:rFonts w:ascii="Times New Roman" w:eastAsia="Times New Roman" w:hAnsi="Times New Roman" w:cs="Times New Roman"/>
+          <w:b/>
+          <w:bCs/>
+          <w:kern w:val="0"/>
+          <w:lang w:eastAsia="es-ES_tradnl"/>
+          <w14:ligatures w14:val="none"/>
+        </w:rPr>
+      </w:pPr>
+      <w:r>
+        <w:rPr>
+          <w:rFonts w:ascii="Times New Roman" w:eastAsia="Times New Roman" w:hAnsi="Times New Roman" w:cs="Times New Roman"/>
+          <w:b/>
+          <w:bCs/>
+          <w:kern w:val="0"/>
+          <w:lang w:eastAsia="es-ES_tradnl"/>
+          <w14:ligatures w14:val="none"/>
+        </w:rPr>
+        <w:t xml:space="preserve">Imágenes </w:t>
+      </w:r>
+      <w:r>
+        <w:rPr>
+          <w:rFonts w:ascii="Times New Roman" w:eastAsia="Times New Roman" w:hAnsi="Times New Roman" w:cs="Times New Roman"/>
+          <w:b/>
+          <w:bCs/>
+          <w:kern w:val="0"/>
+          <w:lang w:eastAsia="es-ES_tradnl"/>
+          <w14:ligatures w14:val="none"/>
+        </w:rPr>
+        <w:t>que faltan en</w:t>
+      </w:r>
+      <w:r>
+        <w:rPr>
+          <w:rFonts w:ascii="Times New Roman" w:eastAsia="Times New Roman" w:hAnsi="Times New Roman" w:cs="Times New Roman"/>
+          <w:b/>
+          <w:bCs/>
+          <w:kern w:val="0"/>
+          <w:lang w:eastAsia="es-ES_tradnl"/>
+          <w14:ligatures w14:val="none"/>
+        </w:rPr>
+        <w:t xml:space="preserve"> </w:t>
+      </w:r>
+      <w:r>
+        <w:rPr>
+          <w:rFonts w:ascii="Times New Roman" w:eastAsia="Times New Roman" w:hAnsi="Times New Roman" w:cs="Times New Roman"/>
+          <w:b/>
+          <w:bCs/>
+          <w:kern w:val="0"/>
+          <w:lang w:eastAsia="es-ES_tradnl"/>
+          <w14:ligatures w14:val="none"/>
+        </w:rPr>
+        <w:t>La Palma</w:t>
+      </w:r>
+    </w:p>
+    <w:p>
+      <w:pPr>
+        <w:rPr>
+          <w:rFonts w:ascii="Times New Roman" w:eastAsia="Times New Roman" w:hAnsi="Times New Roman" w:cs="Times New Roman"/>
+          <w:b/>
+          <w:bCs/>
+          <w:kern w:val="0"/>
+          <w:lang w:eastAsia="es-ES_tradnl"/>
+          <w14:ligatures w14:val="none"/>
+        </w:rPr>
+      </w:pPr>
+    </w:p>
+    <w:p>
+      <w:pPr>
+        <w:rPr>
+          <w:rFonts w:ascii="Times New Roman" w:eastAsia="Times New Roman" w:hAnsi="Times New Roman" w:cs="Times New Roman"/>
+          <w:b/>
+          <w:bCs/>
+          <w:kern w:val="0"/>
+          <w:lang w:eastAsia="es-ES_tradnl"/>
+          <w14:ligatures w14:val="none"/>
+        </w:rPr>
+      </w:pPr>
+      <w:r>
+        <w:rPr>
+          <w:rFonts w:ascii="Times New Roman" w:eastAsia="Times New Roman" w:hAnsi="Times New Roman" w:cs="Times New Roman"/>
+          <w:b/>
+          <w:bCs/>
+          <w:kern w:val="0"/>
+          <w:lang w:eastAsia="es-ES_tradnl"/>
+          <w14:ligatures w14:val="none"/>
+        </w:rPr>
+        <w:t xml:space="preserve">Imágenes </w:t>
+      </w:r>
+      <w:r>
+        <w:rPr>
+          <w:rFonts w:ascii="Times New Roman" w:eastAsia="Times New Roman" w:hAnsi="Times New Roman" w:cs="Times New Roman"/>
+          <w:b/>
+          <w:bCs/>
+          <w:kern w:val="0"/>
+          <w:lang w:eastAsia="es-ES_tradnl"/>
+          <w14:ligatures w14:val="none"/>
+        </w:rPr>
+        <w:t>que faltan en</w:t>
+      </w:r>
+      <w:r>
+        <w:rPr>
+          <w:rFonts w:ascii="Times New Roman" w:eastAsia="Times New Roman" w:hAnsi="Times New Roman" w:cs="Times New Roman"/>
+          <w:b/>
+          <w:bCs/>
+          <w:kern w:val="0"/>
+          <w:lang w:eastAsia="es-ES_tradnl"/>
+          <w14:ligatures w14:val="none"/>
+        </w:rPr>
+        <w:t xml:space="preserve"> </w:t>
+      </w:r>
+      <w:r>
+        <w:rPr>
+          <w:rFonts w:ascii="Times New Roman" w:eastAsia="Times New Roman" w:hAnsi="Times New Roman" w:cs="Times New Roman"/>
+          <w:b/>
+          <w:bCs/>
+          <w:kern w:val="0"/>
+          <w:lang w:eastAsia="es-ES_tradnl"/>
+          <w14:ligatures w14:val="none"/>
+        </w:rPr>
+        <w:t>Lanzarote</w:t>
+      </w:r>
+    </w:p>
+    <w:p>
+      <w:pPr>
+        <w:rPr>
+          <w:rFonts w:ascii="Times New Roman" w:eastAsia="Times New Roman" w:hAnsi="Times New Roman" w:cs="Times New Roman"/>
+          <w:b/>
+          <w:bCs/>
+          <w:kern w:val="0"/>
+          <w:lang w:eastAsia="es-ES_tradnl"/>
+          <w14:ligatures w14:val="none"/>
+        </w:rPr>
+      </w:pPr>
+    </w:p>
+    <w:p>
+      <w:pPr>
+        <w:rPr>
+          <w:rFonts w:ascii="Times New Roman" w:eastAsia="Times New Roman" w:hAnsi="Times New Roman" w:cs="Times New Roman"/>
+          <w:b/>
+          <w:bCs/>
+          <w:kern w:val="0"/>
+          <w:lang w:eastAsia="es-ES_tradnl"/>
+          <w14:ligatures w14:val="none"/>
+        </w:rPr>
+      </w:pPr>
+      <w:r>
+        <w:rPr>
+          <w:rFonts w:ascii="Times New Roman" w:eastAsia="Times New Roman" w:hAnsi="Times New Roman" w:cs="Times New Roman"/>
+          <w:b/>
+          <w:bCs/>
+          <w:kern w:val="0"/>
+          <w:lang w:eastAsia="es-ES_tradnl"/>
+          <w14:ligatures w14:val="none"/>
+        </w:rPr>
+        <w:t xml:space="preserve">Imágenes </w:t>
+      </w:r>
+      <w:r>
+        <w:rPr>
+          <w:rFonts w:ascii="Times New Roman" w:eastAsia="Times New Roman" w:hAnsi="Times New Roman" w:cs="Times New Roman"/>
+          <w:b/>
+          <w:bCs/>
+          <w:kern w:val="0"/>
+          <w:lang w:eastAsia="es-ES_tradnl"/>
+          <w14:ligatures w14:val="none"/>
+        </w:rPr>
+        <w:t>que faltan en</w:t>
+      </w:r>
+      <w:r>
+        <w:rPr>
+          <w:rFonts w:ascii="Times New Roman" w:eastAsia="Times New Roman" w:hAnsi="Times New Roman" w:cs="Times New Roman"/>
+          <w:b/>
+          <w:bCs/>
+          <w:kern w:val="0"/>
+          <w:lang w:eastAsia="es-ES_tradnl"/>
+          <w14:ligatures w14:val="none"/>
+        </w:rPr>
+        <w:t xml:space="preserve"> </w:t>
+      </w:r>
+      <w:r>
+        <w:rPr>
+          <w:rFonts w:ascii="Times New Roman" w:eastAsia="Times New Roman" w:hAnsi="Times New Roman" w:cs="Times New Roman"/>
+          <w:b/>
+          <w:bCs/>
+          <w:kern w:val="0"/>
+          <w:lang w:eastAsia="es-ES_tradnl"/>
+          <w14:ligatures w14:val="none"/>
+        </w:rPr>
+        <w:t>Fuerteventura</w:t>
+      </w:r>
+    </w:p>
+    <w:p>
+      <w:pPr>
+        <w:rPr>
+          <w:rFonts w:ascii="Times New Roman" w:eastAsia="Times New Roman" w:hAnsi="Times New Roman" w:cs="Times New Roman"/>
+          <w:b/>
+          <w:bCs/>
+          <w:kern w:val="0"/>
+          <w:lang w:eastAsia="es-ES_tradnl"/>
+          <w14:ligatures w14:val="none"/>
+        </w:rPr>
+      </w:pPr>
+    </w:p>
+    <w:p>
+      <w:pPr>
+        <w:rPr>
+          <w:rFonts w:ascii="Times New Roman" w:eastAsia="Times New Roman" w:hAnsi="Times New Roman" w:cs="Times New Roman"/>
+          <w:b/>
+          <w:bCs/>
+          <w:kern w:val="0"/>
+          <w:lang w:eastAsia="es-ES_tradnl"/>
+          <w14:ligatures w14:val="none"/>
+        </w:rPr>
+      </w:pPr>
+    </w:p>
+    <w:p>
+      <w:pPr>
+        <w:rPr>
+          <w:rFonts w:ascii="Times New Roman" w:eastAsia="Times New Roman" w:hAnsi="Times New Roman" w:cs="Times New Roman"/>
+          <w:b/>
+          <w:bCs/>
+          <w:kern w:val="0"/>
+          <w:lang w:eastAsia="es-ES_tradnl"/>
+          <w14:ligatures w14:val="none"/>
+        </w:rPr>
+      </w:pPr>
     </w:p>
     <w:p>
       <w:pPr>
@@ -22,83 +444,16 @@
         <w:ind w:left="284"/>
       </w:pPr>
       <w:r>
-        <w:t>Los límites de Tuineje</w:t>
-      </w:r>
-      <w:r>
-        <w:t xml:space="preserve"> y</w:t>
-      </w:r>
-      <w:r>
-        <w:t xml:space="preserve"> San Bartolomé</w:t>
-      </w:r>
-      <w:r>
-        <w:t xml:space="preserve"> </w:t>
-      </w:r>
-      <w:r>
-        <w:t xml:space="preserve">están mal. Hay pines que no se ven. </w:t>
+        <w:t>Poner con un componente slider la opción de mostrar un mapa callejero o geográfico</w:t>
+      </w:r>
+      <w:r>
+        <w:t>.</w:t>
       </w:r>
     </w:p>
     <w:p>
       <w:pPr>
         <w:pStyle w:val="NormalWeb"/>
       </w:pPr>
-      <w:r>
-        <w:rPr>
-          <w:rFonts w:ascii="Segoe UI" w:hAnsi="Segoe UI" w:cs="Segoe UI"/>
-          <w:color w:val="121212"/>
-          <w:shd w:val="clear" w:color="auto" w:fill="EFEEEB"/>
-        </w:rPr>
-        <w:t xml:space="preserve">¿Puedes centrar la vista de </w:t>
-      </w:r>
-      <w:proofErr w:type="spellStart"/>
-      <w:r>
-        <w:rPr>
-          <w:rFonts w:ascii="Segoe UI" w:hAnsi="Segoe UI" w:cs="Segoe UI"/>
-          <w:color w:val="121212"/>
-          <w:shd w:val="clear" w:color="auto" w:fill="EFEEEB"/>
-        </w:rPr>
-        <w:t>Firgas</w:t>
-      </w:r>
-      <w:proofErr w:type="spellEnd"/>
-      <w:r>
-        <w:rPr>
-          <w:rFonts w:ascii="Segoe UI" w:hAnsi="Segoe UI" w:cs="Segoe UI"/>
-          <w:color w:val="121212"/>
-          <w:shd w:val="clear" w:color="auto" w:fill="EFEEEB"/>
-        </w:rPr>
-        <w:t xml:space="preserve"> para que el pin se vea más al centro?</w:t>
-      </w:r>
-      <w:r>
-        <w:rPr>
-          <w:rFonts w:ascii="Segoe UI" w:hAnsi="Segoe UI" w:cs="Segoe UI"/>
-          <w:color w:val="121212"/>
-          <w:shd w:val="clear" w:color="auto" w:fill="EFEEEB"/>
-        </w:rPr>
-        <w:t xml:space="preserve"> </w:t>
-      </w:r>
-      <w:r>
-        <w:rPr>
-          <w:rFonts w:ascii="Segoe UI" w:hAnsi="Segoe UI" w:cs="Segoe UI"/>
-          <w:color w:val="121212"/>
-          <w:shd w:val="clear" w:color="auto" w:fill="EFEEEB"/>
-        </w:rPr>
-        <w:t>¿Puedes acercar un 25% la vista de Los Llanos de Aridane en La Palma y San Bartolomé en Lanzarote de forma que se vea entero el pueblo de Playa Honda?</w:t>
-      </w:r>
-      <w:r>
-        <w:rPr>
-          <w:rFonts w:ascii="Segoe UI" w:hAnsi="Segoe UI" w:cs="Segoe UI"/>
-          <w:color w:val="121212"/>
-          <w:shd w:val="clear" w:color="auto" w:fill="EFEEEB"/>
-        </w:rPr>
-        <w:t xml:space="preserve"> En estos hay dos pines y en la vista actual se ven muy pegados. </w:t>
-      </w:r>
-      <w:r>
-        <w:rPr>
-          <w:rFonts w:ascii="Segoe UI" w:hAnsi="Segoe UI" w:cs="Segoe UI"/>
-          <w:color w:val="121212"/>
-          <w:shd w:val="clear" w:color="auto" w:fill="EFEEEB"/>
-        </w:rPr>
-        <w:t>¿Puedes centrar la vista de Tuineje un poco más al norte para que los pines no queden tan cerca del borde?</w:t>
-      </w:r>
     </w:p>
     <w:p>
       <w:pPr>
@@ -110,33 +465,15 @@
         <w:ind w:left="284"/>
       </w:pPr>
       <w:r>
-        <w:t>Ajustar mejor la vista de las islas (ampliar el zoom): Gran Canaria y Tenerife</w:t>
-      </w:r>
-    </w:p>
-    <w:p>
-      <w:pPr>
-        <w:pStyle w:val="NormalWeb"/>
-        <w:numPr>
-          <w:ilvl w:val="0"/>
-          <w:numId w:val="1"/>
-        </w:numPr>
-        <w:ind w:left="284"/>
-      </w:pPr>
-      <w:r>
-        <w:t>Poner con un componente slider la opción de mostrar un mapa callejero o geográfico.</w:t>
-      </w:r>
+        <w:t>Openlayer Euskadi: callejero vs relieve</w:t>
+      </w:r>
+    </w:p>
+    <w:p>
+      <w:pPr>
+        <w:pStyle w:val="Ttulo3"/>
+      </w:pPr>
     </w:p>
     <w:p/>
-    <w:p>
-      <w:proofErr w:type="spellStart"/>
-      <w:r>
-        <w:t>Openlayer</w:t>
-      </w:r>
-      <w:proofErr w:type="spellEnd"/>
-      <w:r>
-        <w:t xml:space="preserve"> Euskadi: callejero vs relieve</w:t>
-      </w:r>
-    </w:p>
     <w:sectPr>
       <w:pgSz w:w="11906" w:h="16838"/>
       <w:pgMar w:top="1417" w:right="1701" w:bottom="1417" w:left="1701" w:header="708" w:footer="708" w:gutter="0"/>
@@ -150,6 +487,205 @@
 <file path=word/numbering.xml><?xml version="1.0" encoding="utf-8"?>
 <w:numbering xmlns:wpc="http://schemas.microsoft.com/office/word/2010/wordprocessingCanvas" xmlns:cx="http://schemas.microsoft.com/office/drawing/2014/chartex" xmlns:cx1="http://schemas.microsoft.com/office/drawing/2015/9/8/chartex" xmlns:cx2="http://schemas.microsoft.com/office/drawing/2015/10/21/chartex" xmlns:cx3="http://schemas.microsoft.com/office/drawing/2016/5/9/chartex" xmlns:cx4="http://schemas.microsoft.com/office/drawing/2016/5/10/chartex" xmlns:cx5="http://schemas.microsoft.com/office/drawing/2016/5/11/chartex" xmlns:cx6="http://schemas.microsoft.com/office/drawing/2016/5/12/chartex" xmlns:cx7="http://schemas.microsoft.com/office/drawing/2016/5/13/chartex" xmlns:cx8="http://schemas.microsoft.com/office/drawing/2016/5/14/chartex" xmlns:mc="http://schemas.openxmlformats.org/markup-compatibility/2006" xmlns:aink="http://schemas.microsoft.com/office/drawing/2016/ink" xmlns:am3d="http://schemas.microsoft.com/office/drawing/2017/model3d" xmlns:o="urn:schemas-microsoft-com:office:office" xmlns:oel="http://schemas.microsoft.com/office/2019/extlst" xmlns:r="http://schemas.openxmlformats.org/officeDocument/2006/relationships" xmlns:m="http://schemas.openxmlformats.org/officeDocument/2006/math" xmlns:v="urn:schemas-microsoft-com:vml" xmlns:wp14="http://schemas.microsoft.com/office/word/2010/wordprocessingDrawing" xmlns:wp="http://schemas.openxmlformats.org/drawingml/2006/wordprocessingDrawing" xmlns:w10="urn:schemas-microsoft-com:office:word" xmlns:w="http://schemas.openxmlformats.org/wordprocessingml/2006/main" xmlns:w14="http://schemas.microsoft.com/office/word/2010/wordml" xmlns:w15="http://schemas.microsoft.com/office/word/2012/wordml" xmlns:w16cex="http://schemas.microsoft.com/office/word/2018/wordml/cex" xmlns:w16cid="http://schemas.microsoft.com/office/word/2016/wordml/cid" xmlns:w16="http://schemas.microsoft.com/office/word/2018/wordml" xmlns:w16sdtdh="http://schemas.microsoft.com/office/word/2020/wordml/sdtdatahash" xmlns:w16se="http://schemas.microsoft.com/office/word/2015/wordml/symex" xmlns:wpg="http://schemas.microsoft.com/office/word/2010/wordprocessingGroup" xmlns:wpi="http://schemas.microsoft.com/office/word/2010/wordprocessingInk" xmlns:wne="http://schemas.microsoft.com/office/word/2006/wordml" xmlns:wps="http://schemas.microsoft.com/office/word/2010/wordprocessingShape" mc:Ignorable="w14 w15 w16se w16cid w16 w16cex w16sdtdh wp14">
   <w:abstractNum w:abstractNumId="0" w15:restartNumberingAfterBreak="0">
+    <w:nsid w:val="1DCE1048"/>
+    <w:multiLevelType w:val="hybridMultilevel"/>
+    <w:tmpl w:val="923446D0"/>
+    <w:lvl w:ilvl="0" w:tplc="040A0001">
+      <w:start w:val="1"/>
+      <w:numFmt w:val="bullet"/>
+      <w:lvlText w:val=""/>
+      <w:lvlJc w:val="left"/>
+      <w:pPr>
+        <w:ind w:left="720" w:hanging="360"/>
+      </w:pPr>
+      <w:rPr>
+        <w:rFonts w:ascii="Symbol" w:hAnsi="Symbol" w:hint="default"/>
+      </w:rPr>
+    </w:lvl>
+    <w:lvl w:ilvl="1" w:tplc="040A0003" w:tentative="1">
+      <w:start w:val="1"/>
+      <w:numFmt w:val="bullet"/>
+      <w:lvlText w:val="o"/>
+      <w:lvlJc w:val="left"/>
+      <w:pPr>
+        <w:ind w:left="1440" w:hanging="360"/>
+      </w:pPr>
+      <w:rPr>
+        <w:rFonts w:ascii="Courier New" w:hAnsi="Courier New" w:cs="Courier New" w:hint="default"/>
+      </w:rPr>
+    </w:lvl>
+    <w:lvl w:ilvl="2" w:tplc="040A0005" w:tentative="1">
+      <w:start w:val="1"/>
+      <w:numFmt w:val="bullet"/>
+      <w:lvlText w:val=""/>
+      <w:lvlJc w:val="left"/>
+      <w:pPr>
+        <w:ind w:left="2160" w:hanging="360"/>
+      </w:pPr>
+      <w:rPr>
+        <w:rFonts w:ascii="Wingdings" w:hAnsi="Wingdings" w:hint="default"/>
+      </w:rPr>
+    </w:lvl>
+    <w:lvl w:ilvl="3" w:tplc="040A0001" w:tentative="1">
+      <w:start w:val="1"/>
+      <w:numFmt w:val="bullet"/>
+      <w:lvlText w:val=""/>
+      <w:lvlJc w:val="left"/>
+      <w:pPr>
+        <w:ind w:left="2880" w:hanging="360"/>
+      </w:pPr>
+      <w:rPr>
+        <w:rFonts w:ascii="Symbol" w:hAnsi="Symbol" w:hint="default"/>
+      </w:rPr>
+    </w:lvl>
+    <w:lvl w:ilvl="4" w:tplc="040A0003" w:tentative="1">
+      <w:start w:val="1"/>
+      <w:numFmt w:val="bullet"/>
+      <w:lvlText w:val="o"/>
+      <w:lvlJc w:val="left"/>
+      <w:pPr>
+        <w:ind w:left="3600" w:hanging="360"/>
+      </w:pPr>
+      <w:rPr>
+        <w:rFonts w:ascii="Courier New" w:hAnsi="Courier New" w:cs="Courier New" w:hint="default"/>
+      </w:rPr>
+    </w:lvl>
+    <w:lvl w:ilvl="5" w:tplc="040A0005" w:tentative="1">
+      <w:start w:val="1"/>
+      <w:numFmt w:val="bullet"/>
+      <w:lvlText w:val=""/>
+      <w:lvlJc w:val="left"/>
+      <w:pPr>
+        <w:ind w:left="4320" w:hanging="360"/>
+      </w:pPr>
+      <w:rPr>
+        <w:rFonts w:ascii="Wingdings" w:hAnsi="Wingdings" w:hint="default"/>
+      </w:rPr>
+    </w:lvl>
+    <w:lvl w:ilvl="6" w:tplc="040A0001" w:tentative="1">
+      <w:start w:val="1"/>
+      <w:numFmt w:val="bullet"/>
+      <w:lvlText w:val=""/>
+      <w:lvlJc w:val="left"/>
+      <w:pPr>
+        <w:ind w:left="5040" w:hanging="360"/>
+      </w:pPr>
+      <w:rPr>
+        <w:rFonts w:ascii="Symbol" w:hAnsi="Symbol" w:hint="default"/>
+      </w:rPr>
+    </w:lvl>
+    <w:lvl w:ilvl="7" w:tplc="040A0003" w:tentative="1">
+      <w:start w:val="1"/>
+      <w:numFmt w:val="bullet"/>
+      <w:lvlText w:val="o"/>
+      <w:lvlJc w:val="left"/>
+      <w:pPr>
+        <w:ind w:left="5760" w:hanging="360"/>
+      </w:pPr>
+      <w:rPr>
+        <w:rFonts w:ascii="Courier New" w:hAnsi="Courier New" w:cs="Courier New" w:hint="default"/>
+      </w:rPr>
+    </w:lvl>
+    <w:lvl w:ilvl="8" w:tplc="040A0005" w:tentative="1">
+      <w:start w:val="1"/>
+      <w:numFmt w:val="bullet"/>
+      <w:lvlText w:val=""/>
+      <w:lvlJc w:val="left"/>
+      <w:pPr>
+        <w:ind w:left="6480" w:hanging="360"/>
+      </w:pPr>
+      <w:rPr>
+        <w:rFonts w:ascii="Wingdings" w:hAnsi="Wingdings" w:hint="default"/>
+      </w:rPr>
+    </w:lvl>
+  </w:abstractNum>
+  <w:abstractNum w:abstractNumId="1" w15:restartNumberingAfterBreak="0">
+    <w:nsid w:val="665B6D47"/>
+    <w:multiLevelType w:val="hybridMultilevel"/>
+    <w:tmpl w:val="357C367A"/>
+    <w:lvl w:ilvl="0" w:tplc="040A0011">
+      <w:start w:val="1"/>
+      <w:numFmt w:val="decimal"/>
+      <w:lvlText w:val="%1)"/>
+      <w:lvlJc w:val="left"/>
+      <w:pPr>
+        <w:ind w:left="720" w:hanging="360"/>
+      </w:pPr>
+    </w:lvl>
+    <w:lvl w:ilvl="1" w:tplc="040A0019" w:tentative="1">
+      <w:start w:val="1"/>
+      <w:numFmt w:val="lowerLetter"/>
+      <w:lvlText w:val="%2."/>
+      <w:lvlJc w:val="left"/>
+      <w:pPr>
+        <w:ind w:left="1440" w:hanging="360"/>
+      </w:pPr>
+    </w:lvl>
+    <w:lvl w:ilvl="2" w:tplc="040A001B" w:tentative="1">
+      <w:start w:val="1"/>
+      <w:numFmt w:val="lowerRoman"/>
+      <w:lvlText w:val="%3."/>
+      <w:lvlJc w:val="right"/>
+      <w:pPr>
+        <w:ind w:left="2160" w:hanging="180"/>
+      </w:pPr>
+    </w:lvl>
+    <w:lvl w:ilvl="3" w:tplc="040A000F" w:tentative="1">
+      <w:start w:val="1"/>
+      <w:numFmt w:val="decimal"/>
+      <w:lvlText w:val="%4."/>
+      <w:lvlJc w:val="left"/>
+      <w:pPr>
+        <w:ind w:left="2880" w:hanging="360"/>
+      </w:pPr>
+    </w:lvl>
+    <w:lvl w:ilvl="4" w:tplc="040A0019" w:tentative="1">
+      <w:start w:val="1"/>
+      <w:numFmt w:val="lowerLetter"/>
+      <w:lvlText w:val="%5."/>
+      <w:lvlJc w:val="left"/>
+      <w:pPr>
+        <w:ind w:left="3600" w:hanging="360"/>
+      </w:pPr>
+    </w:lvl>
+    <w:lvl w:ilvl="5" w:tplc="040A001B" w:tentative="1">
+      <w:start w:val="1"/>
+      <w:numFmt w:val="lowerRoman"/>
+      <w:lvlText w:val="%6."/>
+      <w:lvlJc w:val="right"/>
+      <w:pPr>
+        <w:ind w:left="4320" w:hanging="180"/>
+      </w:pPr>
+    </w:lvl>
+    <w:lvl w:ilvl="6" w:tplc="040A000F" w:tentative="1">
+      <w:start w:val="1"/>
+      <w:numFmt w:val="decimal"/>
+      <w:lvlText w:val="%7."/>
+      <w:lvlJc w:val="left"/>
+      <w:pPr>
+        <w:ind w:left="5040" w:hanging="360"/>
+      </w:pPr>
+    </w:lvl>
+    <w:lvl w:ilvl="7" w:tplc="040A0019" w:tentative="1">
+      <w:start w:val="1"/>
+      <w:numFmt w:val="lowerLetter"/>
+      <w:lvlText w:val="%8."/>
+      <w:lvlJc w:val="left"/>
+      <w:pPr>
+        <w:ind w:left="5760" w:hanging="360"/>
+      </w:pPr>
+    </w:lvl>
+    <w:lvl w:ilvl="8" w:tplc="040A001B" w:tentative="1">
+      <w:start w:val="1"/>
+      <w:numFmt w:val="lowerRoman"/>
+      <w:lvlText w:val="%9."/>
+      <w:lvlJc w:val="right"/>
+      <w:pPr>
+        <w:ind w:left="6480" w:hanging="180"/>
+      </w:pPr>
+    </w:lvl>
+  </w:abstractNum>
+  <w:abstractNum w:abstractNumId="2" w15:restartNumberingAfterBreak="0">
     <w:nsid w:val="7AFB4C59"/>
     <w:multiLevelType w:val="hybridMultilevel"/>
     <w:tmpl w:val="53C4F810"/>
@@ -239,6 +775,12 @@
     </w:lvl>
   </w:abstractNum>
   <w:num w:numId="1" w16cid:durableId="505756256">
+    <w:abstractNumId w:val="2"/>
+  </w:num>
+  <w:num w:numId="2" w16cid:durableId="2057847541">
+    <w:abstractNumId w:val="1"/>
+  </w:num>
+  <w:num w:numId="3" w16cid:durableId="865827505">
     <w:abstractNumId w:val="0"/>
   </w:num>
 </w:numbering>
@@ -641,6 +1183,28 @@
     <w:name w:val="Normal"/>
     <w:qFormat/>
   </w:style>
+  <w:style w:type="paragraph" w:styleId="Ttulo3">
+    <w:name w:val="heading 3"/>
+    <w:basedOn w:val="Normal"/>
+    <w:link w:val="Ttulo3Car"/>
+    <w:uiPriority w:val="9"/>
+    <w:qFormat/>
+    <w:rsid w:val="00D531E0"/>
+    <w:pPr>
+      <w:spacing w:before="100" w:beforeAutospacing="1" w:after="100" w:afterAutospacing="1"/>
+      <w:outlineLvl w:val="2"/>
+    </w:pPr>
+    <w:rPr>
+      <w:rFonts w:ascii="Times New Roman" w:eastAsia="Times New Roman" w:hAnsi="Times New Roman" w:cs="Times New Roman"/>
+      <w:b/>
+      <w:bCs/>
+      <w:kern w:val="0"/>
+      <w:sz w:val="27"/>
+      <w:szCs w:val="27"/>
+      <w:lang w:eastAsia="es-ES_tradnl"/>
+      <w14:ligatures w14:val="none"/>
+    </w:rPr>
+  </w:style>
   <w:style w:type="character" w:default="1" w:styleId="Fuentedeprrafopredeter">
     <w:name w:val="Default Paragraph Font"/>
     <w:uiPriority w:val="1"/>
@@ -672,7 +1236,6 @@
     <w:name w:val="Normal (Web)"/>
     <w:basedOn w:val="Normal"/>
     <w:uiPriority w:val="99"/>
-    <w:semiHidden/>
     <w:unhideWhenUsed/>
     <w:rsid w:val="0008523E"/>
     <w:pPr>
@@ -684,6 +1247,39 @@
       <w:lang w:eastAsia="es-ES_tradnl"/>
       <w14:ligatures w14:val="none"/>
     </w:rPr>
+  </w:style>
+  <w:style w:type="character" w:customStyle="1" w:styleId="Ttulo3Car">
+    <w:name w:val="Título 3 Car"/>
+    <w:basedOn w:val="Fuentedeprrafopredeter"/>
+    <w:link w:val="Ttulo3"/>
+    <w:uiPriority w:val="9"/>
+    <w:rsid w:val="00D531E0"/>
+    <w:rPr>
+      <w:rFonts w:ascii="Times New Roman" w:eastAsia="Times New Roman" w:hAnsi="Times New Roman" w:cs="Times New Roman"/>
+      <w:b/>
+      <w:bCs/>
+      <w:kern w:val="0"/>
+      <w:sz w:val="27"/>
+      <w:szCs w:val="27"/>
+      <w:lang w:eastAsia="es-ES_tradnl"/>
+      <w14:ligatures w14:val="none"/>
+    </w:rPr>
+  </w:style>
+  <w:style w:type="paragraph" w:styleId="Prrafodelista">
+    <w:name w:val="List Paragraph"/>
+    <w:basedOn w:val="Normal"/>
+    <w:uiPriority w:val="34"/>
+    <w:qFormat/>
+    <w:rsid w:val="00F93B74"/>
+    <w:pPr>
+      <w:ind w:left="720"/>
+      <w:contextualSpacing/>
+    </w:pPr>
+  </w:style>
+  <w:style w:type="character" w:customStyle="1" w:styleId="centro-codigo">
+    <w:name w:val="centro-codigo"/>
+    <w:basedOn w:val="Fuentedeprrafopredeter"/>
+    <w:rsid w:val="003D3676"/>
   </w:style>
 </w:styles>
 </file>
